--- a/projects/valuepickr-open-screen/docs/V2 Retail.docx
+++ b/projects/valuepickr-open-screen/docs/V2 Retail.docx
@@ -2978,6 +2978,187 @@
           <w:szCs w:val="18"/>
         </w:rPr>
         <w:t xml:space="preserve">This is independent research and analysis for informational purposes only, not personalized financial or investment advice. Past multi-bagger performance and forum/social sentiment are not indicators of future returns. Do your own due diligence before investing.</w:t>
+      </w:r>
+    </w:p>
+    <w:p/>
+    <w:p>
+      <w:r>
+        <w:rPr>
+          <w:b/>
+          <w:sz w:val="28"/>
+        </w:rPr>
+        <w:t>🔄 RESEARCH UPDATE - 2026-10-05</w:t>
+      </w:r>
+    </w:p>
+    <w:p>
+      <w:r>
+        <w:rPr>
+          <w:b/>
+        </w:rPr>
+        <w:t>📊 Key Metrics:</w:t>
+      </w:r>
+    </w:p>
+    <w:p>
+      <w:pPr>
+        <w:ind w:left="360"/>
+      </w:pPr>
+      <w:r>
+        <w:t xml:space="preserve">  • Company: V2 Retail</w:t>
+      </w:r>
+    </w:p>
+    <w:p>
+      <w:pPr>
+        <w:ind w:left="360"/>
+      </w:pPr>
+      <w:r>
+        <w:t xml:space="preserve">  • Conviction: Not rated</w:t>
+      </w:r>
+    </w:p>
+    <w:p>
+      <w:pPr>
+        <w:ind w:left="360"/>
+      </w:pPr>
+      <w:r>
+        <w:t xml:space="preserve">  • Thesis: neither</w:t>
+      </w:r>
+    </w:p>
+    <w:p>
+      <w:pPr>
+        <w:ind w:left="360"/>
+      </w:pPr>
+      <w:r>
+        <w:t xml:space="preserve">  • 4-Box Score: 2.0</w:t>
+      </w:r>
+    </w:p>
+    <w:p>
+      <w:pPr>
+        <w:ind w:left="360"/>
+      </w:pPr>
+      <w:r>
+        <w:t xml:space="preserve">  • Research Date: 2026-08-30</w:t>
+      </w:r>
+    </w:p>
+    <w:p>
+      <w:pPr>
+        <w:ind w:left="360"/>
+      </w:pPr>
+      <w:r>
+        <w:t xml:space="preserve">  • Red Flag: None</w:t>
+      </w:r>
+    </w:p>
+    <w:p/>
+    <w:p>
+      <w:r>
+        <w:rPr>
+          <w:b/>
+        </w:rPr>
+        <w:t>📝 Verdict:</w:t>
+      </w:r>
+    </w:p>
+    <w:p>
+      <w:pPr>
+        <w:ind w:left="360"/>
+      </w:pPr>
+      <w:r>
+        <w:t>Exceptional, verified execution with governance uncertainty easing -- but gross margin is contracting, profit is a Q3-driven number, and a ~49x multiple leaves no room for a stumble</w:t>
+      </w:r>
+    </w:p>
+    <w:p/>
+    <w:p>
+      <w:r>
+        <w:rPr>
+          <w:b/>
+        </w:rPr>
+        <w:t>📈 Bull Case:</w:t>
+      </w:r>
+    </w:p>
+    <w:p>
+      <w:pPr>
+        <w:ind w:left="360"/>
+      </w:pPr>
+      <w:r>
+        <w:t>Consistently high revenue growth: FY26 +63%, Q1 FY27 +58%, five consecutive quarters in the ~50-90% YoY range; store count 216 -&gt; 400+ with positive SSSG (7.5% in Q1 FY27)</w:t>
+      </w:r>
+    </w:p>
+    <w:p>
+      <w:pPr>
+        <w:ind w:left="360"/>
+      </w:pPr>
+      <w:r>
+        <w:t>Strong ROCE/ROE (19.5% / 23.7%) and a 73% 5-year profit CAGR while tripling revenue -- growth has real return quality, not just topline</w:t>
+      </w:r>
+    </w:p>
+    <w:p>
+      <w:pPr>
+        <w:ind w:left="360"/>
+      </w:pPr>
+      <w:r>
+        <w:t>Governance uncertainty reduced this pass: RCA reappointed C&amp;MD for 5 years cleanly, FY26 QIP (Rs 400 Cr) completed, no pledge / auditor / RPT flags in filings</w:t>
+      </w:r>
+    </w:p>
+    <w:p>
+      <w:pPr>
+        <w:ind w:left="360"/>
+      </w:pPr>
+      <w:r>
+        <w:t>Store rollout is cash-and-QIP funded (~Rs 1.2 Cr/store) with stated working-capital discipline (100 days inventory, 45-50 days creditors), not term-debt funded</w:t>
+      </w:r>
+    </w:p>
+    <w:p>
+      <w:pPr>
+        <w:ind w:left="360"/>
+      </w:pPr>
+      <w:r>
+        <w:t>Trusted user (ranvir) has verified results quarter after quarter with no deceleration through the most recent print</w:t>
+      </w:r>
+    </w:p>
+    <w:p/>
+    <w:p>
+      <w:r>
+        <w:rPr>
+          <w:b/>
+        </w:rPr>
+        <w:t>📉 Bear Case:</w:t>
+      </w:r>
+    </w:p>
+    <w:p>
+      <w:pPr>
+        <w:ind w:left="360"/>
+      </w:pPr>
+      <w:r>
+        <w:t>Very rich: ~49x trailing P/E and ~9x book after a strong run -- the guided &gt;=50% growth and PAT-margin expansion are already priced, leaving no margin of safety</w:t>
+      </w:r>
+    </w:p>
+    <w:p>
+      <w:pPr>
+        <w:ind w:left="360"/>
+      </w:pPr>
+      <w:r>
+        <w:t>Gross margin contracted YoY in Q1 FY27 (29.5% -&gt; 28.6%); the recovery to 29-30% depends on 4-5% price hikes that only start in Q3 FY27 -- an assumed, not evidenced, link</w:t>
+      </w:r>
+    </w:p>
+    <w:p>
+      <w:pPr>
+        <w:ind w:left="360"/>
+      </w:pPr>
+      <w:r>
+        <w:t>Profit is heavily Q3-seasonal (Dec-2025 quarter PAT Rs 99 Cr vs Rs 18-42 Cr in other quarters) -- one quarter effectively makes the year, raising the stakes on each Q3 print</w:t>
+      </w:r>
+    </w:p>
+    <w:p>
+      <w:pPr>
+        <w:ind w:left="360"/>
+      </w:pPr>
+      <w:r>
+        <w:t>Lease-heavy balance sheet: ~Rs 995 Cr borrowings and ~Rs 100 Cr interest against a ~4-5% PAT margin; aggressive 170-200-store rollout adds depreciation/interest ahead of maturity</w:t>
+      </w:r>
+    </w:p>
+    <w:p>
+      <w:pPr>
+        <w:ind w:left="360"/>
+      </w:pPr>
+      <w:r>
+        <w:t>A community-flagged founder-behavior overhang persists in forum discussion; not corroborated by filings this pass, but RCA's prior venture (Vishal Mega Mart) went through insolvency, so the history is real background</w:t>
       </w:r>
     </w:p>
     <w:sectPr>
